--- a/Fonte_Sigilosa/대본/3부/9화_Prefeitos_de_aluguel.docx
+++ b/Fonte_Sigilosa/대본/3부/9화_Prefeitos_de_aluguel.docx
@@ -5231,7 +5231,7 @@
           <w:color w:val="808080"/>
           <w:sz w:val="18"/>
         </w:rPr>
-        <w:t>여기 보여요. 아파레시다 두스 산투스 리마. 기금에서 18만 헤알.</w:t>
+        <w:t>여기 보여요. 마리아 아파레시다 두아르치. 기금에서 18만 헤알.</w:t>
       </w:r>
     </w:p>
     <w:p>
